--- a/docs/USERMANUAL.docx
+++ b/docs/USERMANUAL.docx
@@ -386,7 +386,7 @@
           <w:kern w:val="0"/>
         </w:rPr>
         <w:pict w14:anchorId="65198878">
-          <v:rect id="_x0000_i1037" alt="" style="width:468pt;height:.05pt;mso-width-percent:0;mso-height-percent:0;mso-width-percent:0;mso-height-percent:0" o:hralign="center" o:hrstd="t" o:hr="t" fillcolor="#a0a0a0" stroked="f"/>
+          <v:rect id="_x0000_i1025" alt="" style="width:468pt;height:.05pt;mso-width-percent:0;mso-height-percent:0;mso-width-percent:0;mso-height-percent:0" o:hralign="center" o:hrstd="t" o:hr="t" fillcolor="#a0a0a0" stroked="f"/>
         </w:pict>
       </w:r>
     </w:p>
@@ -789,6 +789,7 @@
           <w14:ligatures w14:val="none"/>
         </w:rPr>
       </w:pPr>
+      <w:proofErr w:type="spellStart"/>
       <w:r>
         <w:rPr>
           <w:rFonts w:ascii="Times New Roman" w:eastAsia="Times New Roman" w:hAnsi="Times New Roman" w:cs="Times New Roman"/>
@@ -798,6 +799,7 @@
         </w:rPr>
         <w:t>MessageId</w:t>
       </w:r>
+      <w:proofErr w:type="spellEnd"/>
     </w:p>
     <w:p>
       <w:pPr>
@@ -813,6 +815,7 @@
           <w14:ligatures w14:val="none"/>
         </w:rPr>
       </w:pPr>
+      <w:proofErr w:type="spellStart"/>
       <w:r>
         <w:rPr>
           <w:rFonts w:ascii="Times New Roman" w:eastAsia="Times New Roman" w:hAnsi="Times New Roman" w:cs="Times New Roman"/>
@@ -822,6 +825,7 @@
         </w:rPr>
         <w:t>MessageContent</w:t>
       </w:r>
+      <w:proofErr w:type="spellEnd"/>
     </w:p>
     <w:p>
       <w:pPr>
@@ -837,6 +841,7 @@
           <w14:ligatures w14:val="none"/>
         </w:rPr>
       </w:pPr>
+      <w:proofErr w:type="spellStart"/>
       <w:r>
         <w:rPr>
           <w:rFonts w:ascii="Times New Roman" w:eastAsia="Times New Roman" w:hAnsi="Times New Roman" w:cs="Times New Roman"/>
@@ -846,6 +851,7 @@
         </w:rPr>
         <w:t>PublishedDateTime</w:t>
       </w:r>
+      <w:proofErr w:type="spellEnd"/>
     </w:p>
     <w:p>
       <w:pPr>
@@ -861,6 +867,7 @@
           <w14:ligatures w14:val="none"/>
         </w:rPr>
       </w:pPr>
+      <w:proofErr w:type="spellStart"/>
       <w:r>
         <w:rPr>
           <w:rFonts w:ascii="Times New Roman" w:eastAsia="Times New Roman" w:hAnsi="Times New Roman" w:cs="Times New Roman"/>
@@ -870,6 +877,7 @@
         </w:rPr>
         <w:t>ReceivedDateTime</w:t>
       </w:r>
+      <w:proofErr w:type="spellEnd"/>
     </w:p>
     <w:p>
       <w:pPr>
@@ -885,6 +893,7 @@
           <w14:ligatures w14:val="none"/>
         </w:rPr>
       </w:pPr>
+      <w:proofErr w:type="spellStart"/>
       <w:r>
         <w:rPr>
           <w:rFonts w:ascii="Times New Roman" w:eastAsia="Times New Roman" w:hAnsi="Times New Roman" w:cs="Times New Roman"/>
@@ -894,6 +903,7 @@
         </w:rPr>
         <w:t>IsDuplicate</w:t>
       </w:r>
+      <w:proofErr w:type="spellEnd"/>
     </w:p>
     <w:p>
       <w:pPr>
@@ -991,7 +1001,7 @@
           <w:kern w:val="0"/>
         </w:rPr>
         <w:pict w14:anchorId="05F23FCB">
-          <v:rect id="_x0000_i1036" alt="" style="width:468pt;height:.05pt;mso-width-percent:0;mso-height-percent:0;mso-width-percent:0;mso-height-percent:0" o:hralign="center" o:hrstd="t" o:hr="t" fillcolor="#a0a0a0" stroked="f"/>
+          <v:rect id="_x0000_i1026" alt="" style="width:468pt;height:.05pt;mso-width-percent:0;mso-height-percent:0;mso-width-percent:0;mso-height-percent:0" o:hralign="center" o:hrstd="t" o:hr="t" fillcolor="#a0a0a0" stroked="f"/>
         </w:pict>
       </w:r>
     </w:p>
@@ -1094,7 +1104,7 @@
           <w:kern w:val="0"/>
           <w14:ligatures w14:val="none"/>
         </w:rPr>
-        <w:t>Producer UI is running</w:t>
+        <w:t>Consumer service is active</w:t>
       </w:r>
     </w:p>
     <w:p>
@@ -1118,7 +1128,7 @@
           <w:kern w:val="0"/>
           <w14:ligatures w14:val="none"/>
         </w:rPr>
-        <w:t>Consumer service is active</w:t>
+        <w:t>Database connection is established</w:t>
       </w:r>
     </w:p>
     <w:p>
@@ -1142,30 +1152,6 @@
           <w:kern w:val="0"/>
           <w14:ligatures w14:val="none"/>
         </w:rPr>
-        <w:t>Database connection is established</w:t>
-      </w:r>
-    </w:p>
-    <w:p>
-      <w:pPr>
-        <w:numPr>
-          <w:ilvl w:val="0"/>
-          <w:numId w:val="6"/>
-        </w:numPr>
-        <w:spacing w:before="100" w:beforeAutospacing="1" w:after="100" w:afterAutospacing="1" w:line="276" w:lineRule="auto"/>
-        <w:rPr>
-          <w:rFonts w:ascii="Times New Roman" w:eastAsia="Times New Roman" w:hAnsi="Times New Roman" w:cs="Times New Roman"/>
-          <w:color w:val="000000" w:themeColor="text1"/>
-          <w:kern w:val="0"/>
-          <w14:ligatures w14:val="none"/>
-        </w:rPr>
-      </w:pPr>
-      <w:r>
-        <w:rPr>
-          <w:rFonts w:ascii="Times New Roman" w:eastAsia="Times New Roman" w:hAnsi="Times New Roman" w:cs="Times New Roman"/>
-          <w:color w:val="000000" w:themeColor="text1"/>
-          <w:kern w:val="0"/>
-          <w14:ligatures w14:val="none"/>
-        </w:rPr>
         <w:t>Google Pub/Sub connection is configured</w:t>
       </w:r>
     </w:p>
@@ -1187,7 +1173,7 @@
           <w:kern w:val="0"/>
         </w:rPr>
         <w:pict w14:anchorId="6D8C6A55">
-          <v:rect id="_x0000_i1035" alt="" style="width:468pt;height:.05pt;mso-width-percent:0;mso-height-percent:0;mso-width-percent:0;mso-height-percent:0" o:hralign="center" o:hrstd="t" o:hr="t" fillcolor="#a0a0a0" stroked="f"/>
+          <v:rect id="_x0000_i1027" alt="" style="width:468pt;height:.05pt;mso-width-percent:0;mso-height-percent:0;mso-width-percent:0;mso-height-percent:0" o:hralign="center" o:hrstd="t" o:hr="t" fillcolor="#a0a0a0" stroked="f"/>
         </w:pict>
       </w:r>
     </w:p>
@@ -1266,22 +1252,24 @@
       <w:r>
         <w:rPr>
           <w:rFonts w:ascii="Times New Roman" w:eastAsia="Times New Roman" w:hAnsi="Times New Roman" w:cs="Times New Roman"/>
-          <w:color w:val="000000" w:themeColor="text1"/>
-          <w:kern w:val="0"/>
-          <w14:ligatures w14:val="none"/>
-        </w:rPr>
-        <w:t>Open the </w:t>
-      </w:r>
-      <w:r>
-        <w:rPr>
-          <w:rFonts w:ascii="Times New Roman" w:eastAsia="Times New Roman" w:hAnsi="Times New Roman" w:cs="Times New Roman"/>
-          <w:b/>
-          <w:bCs/>
-          <w:color w:val="000000" w:themeColor="text1"/>
-          <w:kern w:val="0"/>
-          <w14:ligatures w14:val="none"/>
-        </w:rPr>
-        <w:t>Producer UI</w:t>
+          <w:b/>
+          <w:bCs/>
+          <w:color w:val="000000" w:themeColor="text1"/>
+          <w:kern w:val="0"/>
+          <w14:ligatures w14:val="none"/>
+        </w:rPr>
+        <w:t xml:space="preserve">Login as </w:t>
+      </w:r>
+      <w:r>
+        <w:rPr>
+          <w:rFonts w:ascii="Times New Roman" w:eastAsia="Times New Roman" w:hAnsi="Times New Roman" w:cs="Times New Roman"/>
+          <w:b/>
+          <w:bCs/>
+          <w:color w:val="000000" w:themeColor="text1"/>
+          <w:kern w:val="0"/>
+          <w14:ligatures w14:val="none"/>
+        </w:rPr>
+        <w:t>“Publisher”</w:t>
       </w:r>
     </w:p>
     <w:p>
@@ -1301,24 +1289,31 @@
       <w:r>
         <w:rPr>
           <w:rFonts w:ascii="Times New Roman" w:eastAsia="Times New Roman" w:hAnsi="Times New Roman" w:cs="Times New Roman"/>
-          <w:b/>
-          <w:bCs/>
-          <w:color w:val="000000" w:themeColor="text1"/>
-          <w:kern w:val="0"/>
-          <w14:ligatures w14:val="none"/>
-        </w:rPr>
-        <w:t xml:space="preserve">Login as either </w:t>
-      </w:r>
-      <w:r>
-        <w:rPr>
-          <w:rFonts w:ascii="Times New Roman" w:eastAsia="Times New Roman" w:hAnsi="Times New Roman" w:cs="Times New Roman"/>
-          <w:b/>
-          <w:bCs/>
-          <w:color w:val="000000" w:themeColor="text1"/>
-          <w:kern w:val="0"/>
-          <w14:ligatures w14:val="none"/>
-        </w:rPr>
-        <w:t>“Publisher, Viewer, or as an Admin”</w:t>
+          <w:color w:val="000000" w:themeColor="text1"/>
+          <w:kern w:val="0"/>
+          <w14:ligatures w14:val="none"/>
+        </w:rPr>
+        <w:t>Enter a message (e.g., </w:t>
+      </w:r>
+      <w:r>
+        <w:rPr>
+          <w:rFonts w:ascii="Times New Roman" w:eastAsia="Times New Roman" w:hAnsi="Times New Roman" w:cs="Times New Roman"/>
+          <w:i/>
+          <w:iCs/>
+          <w:color w:val="000000" w:themeColor="text1"/>
+          <w:kern w:val="0"/>
+          <w14:ligatures w14:val="none"/>
+        </w:rPr>
+        <w:t>"Test Message A"</w:t>
+      </w:r>
+      <w:r>
+        <w:rPr>
+          <w:rFonts w:ascii="Times New Roman" w:eastAsia="Times New Roman" w:hAnsi="Times New Roman" w:cs="Times New Roman"/>
+          <w:color w:val="000000" w:themeColor="text1"/>
+          <w:kern w:val="0"/>
+          <w14:ligatures w14:val="none"/>
+        </w:rPr>
+        <w:t>)</w:t>
       </w:r>
     </w:p>
     <w:p>
@@ -1342,27 +1337,7 @@
           <w:kern w:val="0"/>
           <w14:ligatures w14:val="none"/>
         </w:rPr>
-        <w:t>Enter a message (e.g., </w:t>
-      </w:r>
-      <w:r>
-        <w:rPr>
-          <w:rFonts w:ascii="Times New Roman" w:eastAsia="Times New Roman" w:hAnsi="Times New Roman" w:cs="Times New Roman"/>
-          <w:i/>
-          <w:iCs/>
-          <w:color w:val="000000" w:themeColor="text1"/>
-          <w:kern w:val="0"/>
-          <w14:ligatures w14:val="none"/>
-        </w:rPr>
-        <w:t>"Test Message A"</w:t>
-      </w:r>
-      <w:r>
-        <w:rPr>
-          <w:rFonts w:ascii="Times New Roman" w:eastAsia="Times New Roman" w:hAnsi="Times New Roman" w:cs="Times New Roman"/>
-          <w:color w:val="000000" w:themeColor="text1"/>
-          <w:kern w:val="0"/>
-          <w14:ligatures w14:val="none"/>
-        </w:rPr>
-        <w:t>)</w:t>
+        <w:t>(Optional) Enter a Message ID</w:t>
       </w:r>
     </w:p>
     <w:p>
@@ -1386,30 +1361,6 @@
           <w:kern w:val="0"/>
           <w14:ligatures w14:val="none"/>
         </w:rPr>
-        <w:t>(Optional) Enter a Message ID</w:t>
-      </w:r>
-    </w:p>
-    <w:p>
-      <w:pPr>
-        <w:numPr>
-          <w:ilvl w:val="0"/>
-          <w:numId w:val="7"/>
-        </w:numPr>
-        <w:spacing w:before="100" w:beforeAutospacing="1" w:after="100" w:afterAutospacing="1" w:line="276" w:lineRule="auto"/>
-        <w:rPr>
-          <w:rFonts w:ascii="Times New Roman" w:eastAsia="Times New Roman" w:hAnsi="Times New Roman" w:cs="Times New Roman"/>
-          <w:color w:val="000000" w:themeColor="text1"/>
-          <w:kern w:val="0"/>
-          <w14:ligatures w14:val="none"/>
-        </w:rPr>
-      </w:pPr>
-      <w:r>
-        <w:rPr>
-          <w:rFonts w:ascii="Times New Roman" w:eastAsia="Times New Roman" w:hAnsi="Times New Roman" w:cs="Times New Roman"/>
-          <w:color w:val="000000" w:themeColor="text1"/>
-          <w:kern w:val="0"/>
-          <w14:ligatures w14:val="none"/>
-        </w:rPr>
         <w:t>Click </w:t>
       </w:r>
       <w:r>
@@ -1512,7 +1463,7 @@
           <w:kern w:val="0"/>
         </w:rPr>
         <w:pict w14:anchorId="2A9DA277">
-          <v:rect id="_x0000_i1034" alt="" style="width:468pt;height:.05pt;mso-width-percent:0;mso-height-percent:0;mso-width-percent:0;mso-height-percent:0" o:hralign="center" o:hrstd="t" o:hr="t" fillcolor="#a0a0a0" stroked="f"/>
+          <v:rect id="_x0000_i1028" alt="" style="width:468pt;height:.05pt;mso-width-percent:0;mso-height-percent:0;mso-width-percent:0;mso-height-percent:0" o:hralign="center" o:hrstd="t" o:hr="t" fillcolor="#a0a0a0" stroked="f"/>
         </w:pict>
       </w:r>
     </w:p>
@@ -1562,22 +1513,35 @@
       <w:r>
         <w:rPr>
           <w:rFonts w:ascii="Times New Roman" w:eastAsia="Times New Roman" w:hAnsi="Times New Roman" w:cs="Times New Roman"/>
-          <w:color w:val="000000" w:themeColor="text1"/>
-          <w:kern w:val="0"/>
-          <w14:ligatures w14:val="none"/>
-        </w:rPr>
-        <w:t>Open the </w:t>
-      </w:r>
-      <w:r>
-        <w:rPr>
-          <w:rFonts w:ascii="Times New Roman" w:eastAsia="Times New Roman" w:hAnsi="Times New Roman" w:cs="Times New Roman"/>
-          <w:b/>
-          <w:bCs/>
-          <w:color w:val="000000" w:themeColor="text1"/>
-          <w:kern w:val="0"/>
-          <w14:ligatures w14:val="none"/>
-        </w:rPr>
-        <w:t>Message Viewer UI</w:t>
+          <w:b/>
+          <w:bCs/>
+          <w:color w:val="000000" w:themeColor="text1"/>
+          <w:kern w:val="0"/>
+          <w14:ligatures w14:val="none"/>
+        </w:rPr>
+        <w:t>Login as “</w:t>
+      </w:r>
+      <w:r>
+        <w:rPr>
+          <w:rFonts w:ascii="Times New Roman" w:eastAsia="Times New Roman" w:hAnsi="Times New Roman" w:cs="Times New Roman"/>
+          <w:b/>
+          <w:bCs/>
+          <w:color w:val="000000" w:themeColor="text1"/>
+          <w:kern w:val="0"/>
+          <w14:ligatures w14:val="none"/>
+        </w:rPr>
+        <w:t>Viewer</w:t>
+      </w:r>
+      <w:r>
+        <w:rPr>
+          <w:rFonts w:ascii="Times New Roman" w:eastAsia="Times New Roman" w:hAnsi="Times New Roman" w:cs="Times New Roman"/>
+          <w:b/>
+          <w:bCs/>
+          <w:color w:val="000000" w:themeColor="text1"/>
+          <w:kern w:val="0"/>
+          <w14:ligatures w14:val="none"/>
+        </w:rPr>
+        <w:t>”</w:t>
       </w:r>
     </w:p>
     <w:p>
@@ -1601,7 +1565,64 @@
           <w:kern w:val="0"/>
           <w14:ligatures w14:val="none"/>
         </w:rPr>
-        <w:t>Load messages</w:t>
+        <w:t>Open the </w:t>
+      </w:r>
+      <w:r>
+        <w:rPr>
+          <w:rFonts w:ascii="Times New Roman" w:eastAsia="Times New Roman" w:hAnsi="Times New Roman" w:cs="Times New Roman"/>
+          <w:b/>
+          <w:bCs/>
+          <w:color w:val="000000" w:themeColor="text1"/>
+          <w:kern w:val="0"/>
+          <w14:ligatures w14:val="none"/>
+        </w:rPr>
+        <w:t>Message Viewer UI</w:t>
+      </w:r>
+      <w:r>
+        <w:rPr>
+          <w:rFonts w:ascii="Times New Roman" w:eastAsia="Times New Roman" w:hAnsi="Times New Roman" w:cs="Times New Roman"/>
+          <w:b/>
+          <w:bCs/>
+          <w:color w:val="000000" w:themeColor="text1"/>
+          <w:kern w:val="0"/>
+          <w14:ligatures w14:val="none"/>
+        </w:rPr>
+        <w:t xml:space="preserve"> (Receiver/Sorter)</w:t>
+      </w:r>
+    </w:p>
+    <w:p>
+      <w:pPr>
+        <w:numPr>
+          <w:ilvl w:val="0"/>
+          <w:numId w:val="9"/>
+        </w:numPr>
+        <w:spacing w:before="100" w:beforeAutospacing="1" w:after="100" w:afterAutospacing="1" w:line="276" w:lineRule="auto"/>
+        <w:rPr>
+          <w:rFonts w:ascii="Times New Roman" w:eastAsia="Times New Roman" w:hAnsi="Times New Roman" w:cs="Times New Roman"/>
+          <w:color w:val="000000" w:themeColor="text1"/>
+          <w:kern w:val="0"/>
+          <w14:ligatures w14:val="none"/>
+        </w:rPr>
+      </w:pPr>
+      <w:proofErr w:type="gramStart"/>
+      <w:r>
+        <w:rPr>
+          <w:rFonts w:ascii="Times New Roman" w:eastAsia="Times New Roman" w:hAnsi="Times New Roman" w:cs="Times New Roman"/>
+          <w:color w:val="000000" w:themeColor="text1"/>
+          <w:kern w:val="0"/>
+          <w14:ligatures w14:val="none"/>
+        </w:rPr>
+        <w:t>Load</w:t>
+      </w:r>
+      <w:proofErr w:type="gramEnd"/>
+      <w:r>
+        <w:rPr>
+          <w:rFonts w:ascii="Times New Roman" w:eastAsia="Times New Roman" w:hAnsi="Times New Roman" w:cs="Times New Roman"/>
+          <w:color w:val="000000" w:themeColor="text1"/>
+          <w:kern w:val="0"/>
+          <w14:ligatures w14:val="none"/>
+        </w:rPr>
+        <w:t xml:space="preserve"> messages</w:t>
       </w:r>
     </w:p>
     <w:p>
@@ -1693,7 +1714,7 @@
           <w:kern w:val="0"/>
         </w:rPr>
         <w:pict w14:anchorId="329C2DA1">
-          <v:rect id="_x0000_i1033" alt="" style="width:468pt;height:.05pt;mso-width-percent:0;mso-height-percent:0;mso-width-percent:0;mso-height-percent:0" o:hralign="center" o:hrstd="t" o:hr="t" fillcolor="#a0a0a0" stroked="f"/>
+          <v:rect id="_x0000_i1029" alt="" style="width:468pt;height:.05pt;mso-width-percent:0;mso-height-percent:0;mso-width-percent:0;mso-height-percent:0" o:hralign="center" o:hrstd="t" o:hr="t" fillcolor="#a0a0a0" stroked="f"/>
         </w:pict>
       </w:r>
     </w:p>
@@ -1747,7 +1768,7 @@
           <w:kern w:val="0"/>
           <w14:ligatures w14:val="none"/>
         </w:rPr>
-        <w:t>Publish a message</w:t>
+        <w:t>Login as “Publisher”</w:t>
       </w:r>
     </w:p>
     <w:p>
@@ -1771,7 +1792,7 @@
           <w:kern w:val="0"/>
           <w14:ligatures w14:val="none"/>
         </w:rPr>
-        <w:t>Wait up to 10 seconds</w:t>
+        <w:t>Publish a message</w:t>
       </w:r>
     </w:p>
     <w:p>
@@ -1788,14 +1809,49 @@
           <w14:ligatures w14:val="none"/>
         </w:rPr>
       </w:pPr>
-      <w:r>
-        <w:rPr>
-          <w:rFonts w:ascii="Times New Roman" w:eastAsia="Times New Roman" w:hAnsi="Times New Roman" w:cs="Times New Roman"/>
-          <w:color w:val="000000" w:themeColor="text1"/>
-          <w:kern w:val="0"/>
-          <w14:ligatures w14:val="none"/>
-        </w:rPr>
-        <w:t>Open the Viewer UI</w:t>
+      <w:proofErr w:type="gramStart"/>
+      <w:r>
+        <w:rPr>
+          <w:rFonts w:ascii="Times New Roman" w:eastAsia="Times New Roman" w:hAnsi="Times New Roman" w:cs="Times New Roman"/>
+          <w:color w:val="000000" w:themeColor="text1"/>
+          <w:kern w:val="0"/>
+          <w14:ligatures w14:val="none"/>
+        </w:rPr>
+        <w:t>Wait</w:t>
+      </w:r>
+      <w:proofErr w:type="gramEnd"/>
+      <w:r>
+        <w:rPr>
+          <w:rFonts w:ascii="Times New Roman" w:eastAsia="Times New Roman" w:hAnsi="Times New Roman" w:cs="Times New Roman"/>
+          <w:color w:val="000000" w:themeColor="text1"/>
+          <w:kern w:val="0"/>
+          <w14:ligatures w14:val="none"/>
+        </w:rPr>
+        <w:t xml:space="preserve"> up to 10 seconds</w:t>
+      </w:r>
+    </w:p>
+    <w:p>
+      <w:pPr>
+        <w:numPr>
+          <w:ilvl w:val="0"/>
+          <w:numId w:val="11"/>
+        </w:numPr>
+        <w:spacing w:before="100" w:beforeAutospacing="1" w:after="100" w:afterAutospacing="1" w:line="276" w:lineRule="auto"/>
+        <w:rPr>
+          <w:rFonts w:ascii="Times New Roman" w:eastAsia="Times New Roman" w:hAnsi="Times New Roman" w:cs="Times New Roman"/>
+          <w:color w:val="000000" w:themeColor="text1"/>
+          <w:kern w:val="0"/>
+          <w14:ligatures w14:val="none"/>
+        </w:rPr>
+      </w:pPr>
+      <w:r>
+        <w:rPr>
+          <w:rFonts w:ascii="Times New Roman" w:eastAsia="Times New Roman" w:hAnsi="Times New Roman" w:cs="Times New Roman"/>
+          <w:color w:val="000000" w:themeColor="text1"/>
+          <w:kern w:val="0"/>
+          <w14:ligatures w14:val="none"/>
+        </w:rPr>
+        <w:t>Logout and Login as “Viewer”</w:t>
       </w:r>
     </w:p>
     <w:p>
@@ -1886,7 +1942,7 @@
           <w:kern w:val="0"/>
         </w:rPr>
         <w:pict w14:anchorId="5CE87B87">
-          <v:rect id="_x0000_i1032" alt="" style="width:468pt;height:.05pt;mso-width-percent:0;mso-height-percent:0;mso-width-percent:0;mso-height-percent:0" o:hralign="center" o:hrstd="t" o:hr="t" fillcolor="#a0a0a0" stroked="f"/>
+          <v:rect id="_x0000_i1030" alt="" style="width:468pt;height:.05pt;mso-width-percent:0;mso-height-percent:0;mso-width-percent:0;mso-height-percent:0" o:hralign="center" o:hrstd="t" o:hr="t" fillcolor="#a0a0a0" stroked="f"/>
         </w:pict>
       </w:r>
     </w:p>
@@ -1940,7 +1996,7 @@
           <w:kern w:val="0"/>
           <w14:ligatures w14:val="none"/>
         </w:rPr>
-        <w:t>Open Producer UI</w:t>
+        <w:t>Login as “Publisher”</w:t>
       </w:r>
     </w:p>
     <w:p>
@@ -2036,7 +2092,25 @@
           <w:kern w:val="0"/>
           <w14:ligatures w14:val="none"/>
         </w:rPr>
-        <w:t>Send the same message again with the same ID</w:t>
+        <w:t xml:space="preserve">Send the same message again with the same </w:t>
+      </w:r>
+      <w:r>
+        <w:rPr>
+          <w:rFonts w:ascii="Times New Roman" w:eastAsia="Times New Roman" w:hAnsi="Times New Roman" w:cs="Times New Roman"/>
+          <w:color w:val="000000" w:themeColor="text1"/>
+          <w:kern w:val="0"/>
+          <w14:ligatures w14:val="none"/>
+        </w:rPr>
+        <w:t xml:space="preserve">Message </w:t>
+      </w:r>
+      <w:r>
+        <w:rPr>
+          <w:rFonts w:ascii="Times New Roman" w:eastAsia="Times New Roman" w:hAnsi="Times New Roman" w:cs="Times New Roman"/>
+          <w:color w:val="000000" w:themeColor="text1"/>
+          <w:kern w:val="0"/>
+          <w14:ligatures w14:val="none"/>
+        </w:rPr>
+        <w:t>ID</w:t>
       </w:r>
     </w:p>
     <w:p>
@@ -2108,6 +2182,7 @@
         </w:rPr>
         <w:t>First message → </w:t>
       </w:r>
+      <w:proofErr w:type="spellStart"/>
       <w:r>
         <w:rPr>
           <w:rFonts w:ascii="Courier New" w:eastAsia="Times New Roman" w:hAnsi="Courier New" w:cs="Courier New"/>
@@ -2117,7 +2192,19 @@
           <w:szCs w:val="20"/>
           <w14:ligatures w14:val="none"/>
         </w:rPr>
-        <w:t>IsDuplicate = FALSE</w:t>
+        <w:t>IsDuplicate</w:t>
+      </w:r>
+      <w:proofErr w:type="spellEnd"/>
+      <w:r>
+        <w:rPr>
+          <w:rFonts w:ascii="Courier New" w:eastAsia="Times New Roman" w:hAnsi="Courier New" w:cs="Courier New"/>
+          <w:color w:val="000000" w:themeColor="text1"/>
+          <w:kern w:val="0"/>
+          <w:sz w:val="20"/>
+          <w:szCs w:val="20"/>
+          <w14:ligatures w14:val="none"/>
+        </w:rPr>
+        <w:t xml:space="preserve"> = FALSE</w:t>
       </w:r>
     </w:p>
     <w:p>
@@ -2143,6 +2230,7 @@
         </w:rPr>
         <w:t>Second message → </w:t>
       </w:r>
+      <w:proofErr w:type="spellStart"/>
       <w:r>
         <w:rPr>
           <w:rFonts w:ascii="Courier New" w:eastAsia="Times New Roman" w:hAnsi="Courier New" w:cs="Courier New"/>
@@ -2152,7 +2240,19 @@
           <w:szCs w:val="20"/>
           <w14:ligatures w14:val="none"/>
         </w:rPr>
-        <w:t>IsDuplicate = TRUE</w:t>
+        <w:t>IsDuplicate</w:t>
+      </w:r>
+      <w:proofErr w:type="spellEnd"/>
+      <w:r>
+        <w:rPr>
+          <w:rFonts w:ascii="Courier New" w:eastAsia="Times New Roman" w:hAnsi="Courier New" w:cs="Courier New"/>
+          <w:color w:val="000000" w:themeColor="text1"/>
+          <w:kern w:val="0"/>
+          <w:sz w:val="20"/>
+          <w:szCs w:val="20"/>
+          <w14:ligatures w14:val="none"/>
+        </w:rPr>
+        <w:t xml:space="preserve"> = TRUE</w:t>
       </w:r>
     </w:p>
     <w:p>
@@ -2227,7 +2327,7 @@
           <w:kern w:val="0"/>
           <w14:ligatures w14:val="none"/>
         </w:rPr>
-        <w:t>Publish a message</w:t>
+        <w:t>Login as “Publisher”</w:t>
       </w:r>
     </w:p>
     <w:p>
@@ -2251,28 +2351,82 @@
           <w:kern w:val="0"/>
           <w14:ligatures w14:val="none"/>
         </w:rPr>
+        <w:t>Publish a message</w:t>
+      </w:r>
+    </w:p>
+    <w:p>
+      <w:pPr>
+        <w:numPr>
+          <w:ilvl w:val="0"/>
+          <w:numId w:val="15"/>
+        </w:numPr>
+        <w:spacing w:before="100" w:beforeAutospacing="1" w:after="100" w:afterAutospacing="1" w:line="276" w:lineRule="auto"/>
+        <w:rPr>
+          <w:rFonts w:ascii="Times New Roman" w:eastAsia="Times New Roman" w:hAnsi="Times New Roman" w:cs="Times New Roman"/>
+          <w:color w:val="000000" w:themeColor="text1"/>
+          <w:kern w:val="0"/>
+          <w14:ligatures w14:val="none"/>
+        </w:rPr>
+      </w:pPr>
+      <w:r>
+        <w:rPr>
+          <w:rFonts w:ascii="Times New Roman" w:eastAsia="Times New Roman" w:hAnsi="Times New Roman" w:cs="Times New Roman"/>
+          <w:color w:val="000000" w:themeColor="text1"/>
+          <w:kern w:val="0"/>
+          <w14:ligatures w14:val="none"/>
+        </w:rPr>
         <w:t>Query the Messages table</w:t>
       </w:r>
-    </w:p>
-    <w:p>
-      <w:pPr>
-        <w:spacing w:before="100" w:beforeAutospacing="1" w:after="100" w:afterAutospacing="1" w:line="276" w:lineRule="auto"/>
-        <w:rPr>
-          <w:rFonts w:ascii="Times New Roman" w:eastAsia="Times New Roman" w:hAnsi="Times New Roman" w:cs="Times New Roman"/>
-          <w:color w:val="000000" w:themeColor="text1"/>
-          <w:kern w:val="0"/>
-          <w14:ligatures w14:val="none"/>
-        </w:rPr>
-      </w:pPr>
-      <w:r>
-        <w:rPr>
-          <w:rFonts w:ascii="Times New Roman" w:eastAsia="Times New Roman" w:hAnsi="Times New Roman" w:cs="Times New Roman"/>
-          <w:b/>
-          <w:bCs/>
-          <w:color w:val="000000" w:themeColor="text1"/>
-          <w:kern w:val="0"/>
-          <w14:ligatures w14:val="none"/>
-        </w:rPr>
+      <w:r>
+        <w:rPr>
+          <w:rFonts w:ascii="Times New Roman" w:eastAsia="Times New Roman" w:hAnsi="Times New Roman" w:cs="Times New Roman"/>
+          <w:color w:val="000000" w:themeColor="text1"/>
+          <w:kern w:val="0"/>
+          <w14:ligatures w14:val="none"/>
+        </w:rPr>
+        <w:t xml:space="preserve"> in </w:t>
+      </w:r>
+      <w:proofErr w:type="spellStart"/>
+      <w:r>
+        <w:rPr>
+          <w:rFonts w:ascii="Times New Roman" w:eastAsia="Times New Roman" w:hAnsi="Times New Roman" w:cs="Times New Roman"/>
+          <w:color w:val="000000" w:themeColor="text1"/>
+          <w:kern w:val="0"/>
+          <w14:ligatures w14:val="none"/>
+        </w:rPr>
+        <w:t>Sqlite</w:t>
+      </w:r>
+      <w:proofErr w:type="spellEnd"/>
+      <w:r>
+        <w:rPr>
+          <w:rFonts w:ascii="Times New Roman" w:eastAsia="Times New Roman" w:hAnsi="Times New Roman" w:cs="Times New Roman"/>
+          <w:color w:val="000000" w:themeColor="text1"/>
+          <w:kern w:val="0"/>
+          <w14:ligatures w14:val="none"/>
+        </w:rPr>
+        <w:t xml:space="preserve"> Db</w:t>
+      </w:r>
+    </w:p>
+    <w:p>
+      <w:pPr>
+        <w:spacing w:before="100" w:beforeAutospacing="1" w:after="100" w:afterAutospacing="1" w:line="276" w:lineRule="auto"/>
+        <w:rPr>
+          <w:rFonts w:ascii="Times New Roman" w:eastAsia="Times New Roman" w:hAnsi="Times New Roman" w:cs="Times New Roman"/>
+          <w:color w:val="000000" w:themeColor="text1"/>
+          <w:kern w:val="0"/>
+          <w14:ligatures w14:val="none"/>
+        </w:rPr>
+      </w:pPr>
+      <w:r>
+        <w:rPr>
+          <w:rFonts w:ascii="Times New Roman" w:eastAsia="Times New Roman" w:hAnsi="Times New Roman" w:cs="Times New Roman"/>
+          <w:b/>
+          <w:bCs/>
+          <w:color w:val="000000" w:themeColor="text1"/>
+          <w:kern w:val="0"/>
+          <w14:ligatures w14:val="none"/>
+        </w:rPr>
+        <w:lastRenderedPageBreak/>
         <w:t>Expected Outcome:</w:t>
       </w:r>
     </w:p>
@@ -2297,7 +2451,6 @@
           <w:kern w:val="0"/>
           <w14:ligatures w14:val="none"/>
         </w:rPr>
-        <w:lastRenderedPageBreak/>
         <w:t>Record contains:</w:t>
       </w:r>
     </w:p>
@@ -2322,8 +2475,37 @@
           <w:kern w:val="0"/>
           <w14:ligatures w14:val="none"/>
         </w:rPr>
-        <w:t>Valid MessageId</w:t>
-      </w:r>
+        <w:t xml:space="preserve">Valid </w:t>
+      </w:r>
+      <w:proofErr w:type="spellStart"/>
+      <w:r>
+        <w:rPr>
+          <w:rFonts w:ascii="Times New Roman" w:eastAsia="Times New Roman" w:hAnsi="Times New Roman" w:cs="Times New Roman"/>
+          <w:color w:val="000000" w:themeColor="text1"/>
+          <w:kern w:val="0"/>
+          <w14:ligatures w14:val="none"/>
+        </w:rPr>
+        <w:t>Message</w:t>
+      </w:r>
+      <w:r>
+        <w:rPr>
+          <w:rFonts w:ascii="Times New Roman" w:eastAsia="Times New Roman" w:hAnsi="Times New Roman" w:cs="Times New Roman"/>
+          <w:color w:val="000000" w:themeColor="text1"/>
+          <w:kern w:val="0"/>
+          <w14:ligatures w14:val="none"/>
+        </w:rPr>
+        <w:t>_</w:t>
+      </w:r>
+      <w:r>
+        <w:rPr>
+          <w:rFonts w:ascii="Times New Roman" w:eastAsia="Times New Roman" w:hAnsi="Times New Roman" w:cs="Times New Roman"/>
+          <w:color w:val="000000" w:themeColor="text1"/>
+          <w:kern w:val="0"/>
+          <w14:ligatures w14:val="none"/>
+        </w:rPr>
+        <w:t>Id</w:t>
+      </w:r>
+      <w:proofErr w:type="spellEnd"/>
     </w:p>
     <w:p>
       <w:pPr>
@@ -2346,8 +2528,37 @@
           <w:kern w:val="0"/>
           <w14:ligatures w14:val="none"/>
         </w:rPr>
-        <w:t>Correct MessageContent</w:t>
-      </w:r>
+        <w:t xml:space="preserve">Correct </w:t>
+      </w:r>
+      <w:proofErr w:type="spellStart"/>
+      <w:r>
+        <w:rPr>
+          <w:rFonts w:ascii="Times New Roman" w:eastAsia="Times New Roman" w:hAnsi="Times New Roman" w:cs="Times New Roman"/>
+          <w:color w:val="000000" w:themeColor="text1"/>
+          <w:kern w:val="0"/>
+          <w14:ligatures w14:val="none"/>
+        </w:rPr>
+        <w:t>Message</w:t>
+      </w:r>
+      <w:r>
+        <w:rPr>
+          <w:rFonts w:ascii="Times New Roman" w:eastAsia="Times New Roman" w:hAnsi="Times New Roman" w:cs="Times New Roman"/>
+          <w:color w:val="000000" w:themeColor="text1"/>
+          <w:kern w:val="0"/>
+          <w14:ligatures w14:val="none"/>
+        </w:rPr>
+        <w:t>_</w:t>
+      </w:r>
+      <w:r>
+        <w:rPr>
+          <w:rFonts w:ascii="Times New Roman" w:eastAsia="Times New Roman" w:hAnsi="Times New Roman" w:cs="Times New Roman"/>
+          <w:color w:val="000000" w:themeColor="text1"/>
+          <w:kern w:val="0"/>
+          <w14:ligatures w14:val="none"/>
+        </w:rPr>
+        <w:t>Content</w:t>
+      </w:r>
+      <w:proofErr w:type="spellEnd"/>
     </w:p>
     <w:p>
       <w:pPr>
@@ -2394,7 +2605,25 @@
           <w:kern w:val="0"/>
           <w14:ligatures w14:val="none"/>
         </w:rPr>
-        <w:t>Duplicate flag accurate</w:t>
+        <w:t xml:space="preserve">Duplicate flag </w:t>
+      </w:r>
+      <w:r>
+        <w:rPr>
+          <w:rFonts w:ascii="Times New Roman" w:eastAsia="Times New Roman" w:hAnsi="Times New Roman" w:cs="Times New Roman"/>
+          <w:color w:val="000000" w:themeColor="text1"/>
+          <w:kern w:val="0"/>
+          <w14:ligatures w14:val="none"/>
+        </w:rPr>
+        <w:t xml:space="preserve">is </w:t>
+      </w:r>
+      <w:r>
+        <w:rPr>
+          <w:rFonts w:ascii="Times New Roman" w:eastAsia="Times New Roman" w:hAnsi="Times New Roman" w:cs="Times New Roman"/>
+          <w:color w:val="000000" w:themeColor="text1"/>
+          <w:kern w:val="0"/>
+          <w14:ligatures w14:val="none"/>
+        </w:rPr>
+        <w:t>accurate</w:t>
       </w:r>
     </w:p>
     <w:p>
@@ -2415,7 +2644,7 @@
           <w:kern w:val="0"/>
         </w:rPr>
         <w:pict w14:anchorId="4E130F23">
-          <v:rect id="_x0000_i1030" alt="" style="width:468pt;height:.05pt;mso-width-percent:0;mso-height-percent:0;mso-width-percent:0;mso-height-percent:0" o:hralign="center" o:hrstd="t" o:hr="t" fillcolor="#a0a0a0" stroked="f"/>
+          <v:rect id="_x0000_i1032" alt="" style="width:468pt;height:.05pt;mso-width-percent:0;mso-height-percent:0;mso-width-percent:0;mso-height-percent:0" o:hralign="center" o:hrstd="t" o:hr="t" fillcolor="#a0a0a0" stroked="f"/>
         </w:pict>
       </w:r>
     </w:p>
@@ -2469,7 +2698,7 @@
           <w:kern w:val="0"/>
           <w14:ligatures w14:val="none"/>
         </w:rPr>
-        <w:t>Open Viewer UI</w:t>
+        <w:t>Login as “Viewer”</w:t>
       </w:r>
     </w:p>
     <w:p>
@@ -2643,7 +2872,7 @@
           <w:kern w:val="0"/>
         </w:rPr>
         <w:pict w14:anchorId="4AEB4861">
-          <v:rect id="_x0000_i1029" alt="" style="width:468pt;height:.05pt;mso-width-percent:0;mso-height-percent:0;mso-width-percent:0;mso-height-percent:0" o:hralign="center" o:hrstd="t" o:hr="t" fillcolor="#a0a0a0" stroked="f"/>
+          <v:rect id="_x0000_i1033" alt="" style="width:468pt;height:.05pt;mso-width-percent:0;mso-height-percent:0;mso-width-percent:0;mso-height-percent:0" o:hralign="center" o:hrstd="t" o:hr="t" fillcolor="#a0a0a0" stroked="f"/>
         </w:pict>
       </w:r>
     </w:p>
@@ -2697,7 +2926,7 @@
           <w:kern w:val="0"/>
           <w14:ligatures w14:val="none"/>
         </w:rPr>
-        <w:t>Open Viewer UI</w:t>
+        <w:t>Login as “Viewer”</w:t>
       </w:r>
     </w:p>
     <w:p>
@@ -2723,6 +2952,15 @@
         </w:rPr>
         <w:t>Locate duplicate messages</w:t>
       </w:r>
+      <w:r>
+        <w:rPr>
+          <w:rFonts w:ascii="Times New Roman" w:eastAsia="Times New Roman" w:hAnsi="Times New Roman" w:cs="Times New Roman"/>
+          <w:color w:val="000000" w:themeColor="text1"/>
+          <w:kern w:val="0"/>
+          <w14:ligatures w14:val="none"/>
+        </w:rPr>
+        <w:t xml:space="preserve"> (Duplicate column)</w:t>
+      </w:r>
     </w:p>
     <w:p>
       <w:pPr>
@@ -2769,6 +3007,15 @@
         </w:rPr>
         <w:t>Duplicate messages are visually highlighted</w:t>
       </w:r>
+      <w:r>
+        <w:rPr>
+          <w:rFonts w:ascii="Times New Roman" w:eastAsia="Times New Roman" w:hAnsi="Times New Roman" w:cs="Times New Roman"/>
+          <w:color w:val="000000" w:themeColor="text1"/>
+          <w:kern w:val="0"/>
+          <w14:ligatures w14:val="none"/>
+        </w:rPr>
+        <w:t xml:space="preserve"> “Duplicate” in red</w:t>
+      </w:r>
     </w:p>
     <w:p>
       <w:pPr>
@@ -2788,7 +3035,7 @@
           <w:kern w:val="0"/>
         </w:rPr>
         <w:pict w14:anchorId="3815FCB6">
-          <v:rect id="_x0000_i1028" alt="" style="width:468pt;height:.05pt;mso-width-percent:0;mso-height-percent:0;mso-width-percent:0;mso-height-percent:0" o:hralign="center" o:hrstd="t" o:hr="t" fillcolor="#a0a0a0" stroked="f"/>
+          <v:rect id="_x0000_i1034" alt="" style="width:468pt;height:.05pt;mso-width-percent:0;mso-height-percent:0;mso-width-percent:0;mso-height-percent:0" o:hralign="center" o:hrstd="t" o:hr="t" fillcolor="#a0a0a0" stroked="f"/>
         </w:pict>
       </w:r>
     </w:p>
@@ -2946,6 +3193,7 @@
           <w:szCs w:val="27"/>
           <w14:ligatures w14:val="none"/>
         </w:rPr>
+        <w:lastRenderedPageBreak/>
         <w:t>5.2 Throughput Requirement</w:t>
       </w:r>
     </w:p>
@@ -2970,7 +3218,6 @@
           <w:kern w:val="0"/>
           <w14:ligatures w14:val="none"/>
         </w:rPr>
-        <w:lastRenderedPageBreak/>
         <w:t>System should process </w:t>
       </w:r>
       <w:r>
@@ -3073,7 +3320,7 @@
           <w:kern w:val="0"/>
         </w:rPr>
         <w:pict w14:anchorId="3A306EBB">
-          <v:rect id="_x0000_i1027" alt="" style="width:468pt;height:.05pt;mso-width-percent:0;mso-height-percent:0;mso-width-percent:0;mso-height-percent:0" o:hralign="center" o:hrstd="t" o:hr="t" fillcolor="#a0a0a0" stroked="f"/>
+          <v:rect id="_x0000_i1035" alt="" style="width:468pt;height:.05pt;mso-width-percent:0;mso-height-percent:0;mso-width-percent:0;mso-height-percent:0" o:hralign="center" o:hrstd="t" o:hr="t" fillcolor="#a0a0a0" stroked="f"/>
         </w:pict>
       </w:r>
     </w:p>
@@ -3120,8 +3367,8 @@
       </w:tblPr>
       <w:tblGrid>
         <w:gridCol w:w="2819"/>
-        <w:gridCol w:w="3245"/>
-        <w:gridCol w:w="3296"/>
+        <w:gridCol w:w="3244"/>
+        <w:gridCol w:w="3297"/>
       </w:tblGrid>
       <w:tr>
         <w:trPr>
@@ -3478,7 +3725,45 @@
                 <w:kern w:val="0"/>
                 <w14:ligatures w14:val="none"/>
               </w:rPr>
-              <w:t>Ensure same MessageId is used</w:t>
+              <w:t xml:space="preserve">Ensure same </w:t>
+            </w:r>
+            <w:proofErr w:type="spellStart"/>
+            <w:r>
+              <w:rPr>
+                <w:rFonts w:ascii="Times New Roman" w:eastAsia="Times New Roman" w:hAnsi="Times New Roman" w:cs="Times New Roman"/>
+                <w:color w:val="000000" w:themeColor="text1"/>
+                <w:kern w:val="0"/>
+                <w14:ligatures w14:val="none"/>
+              </w:rPr>
+              <w:t>Message</w:t>
+            </w:r>
+            <w:r>
+              <w:rPr>
+                <w:rFonts w:ascii="Times New Roman" w:eastAsia="Times New Roman" w:hAnsi="Times New Roman" w:cs="Times New Roman"/>
+                <w:color w:val="000000" w:themeColor="text1"/>
+                <w:kern w:val="0"/>
+                <w14:ligatures w14:val="none"/>
+              </w:rPr>
+              <w:t>_</w:t>
+            </w:r>
+            <w:r>
+              <w:rPr>
+                <w:rFonts w:ascii="Times New Roman" w:eastAsia="Times New Roman" w:hAnsi="Times New Roman" w:cs="Times New Roman"/>
+                <w:color w:val="000000" w:themeColor="text1"/>
+                <w:kern w:val="0"/>
+                <w14:ligatures w14:val="none"/>
+              </w:rPr>
+              <w:t>Id</w:t>
+            </w:r>
+            <w:proofErr w:type="spellEnd"/>
+            <w:r>
+              <w:rPr>
+                <w:rFonts w:ascii="Times New Roman" w:eastAsia="Times New Roman" w:hAnsi="Times New Roman" w:cs="Times New Roman"/>
+                <w:color w:val="000000" w:themeColor="text1"/>
+                <w:kern w:val="0"/>
+                <w14:ligatures w14:val="none"/>
+              </w:rPr>
+              <w:t xml:space="preserve"> is used</w:t>
             </w:r>
           </w:p>
         </w:tc>
@@ -3588,7 +3873,7 @@
           <w:kern w:val="0"/>
         </w:rPr>
         <w:pict w14:anchorId="538DDDAB">
-          <v:rect id="_x0000_i1026" alt="" style="width:468pt;height:.05pt;mso-width-percent:0;mso-height-percent:0;mso-width-percent:0;mso-height-percent:0" o:hralign="center" o:hrstd="t" o:hr="t" fillcolor="#a0a0a0" stroked="f"/>
+          <v:rect id="_x0000_i1036" alt="" style="width:468pt;height:.05pt;mso-width-percent:0;mso-height-percent:0;mso-width-percent:0;mso-height-percent:0" o:hralign="center" o:hrstd="t" o:hr="t" fillcolor="#a0a0a0" stroked="f"/>
         </w:pict>
       </w:r>
     </w:p>
@@ -3662,7 +3947,27 @@
           <w:kern w:val="0"/>
           <w14:ligatures w14:val="none"/>
         </w:rPr>
-        <w:t>Message publishing → </w:t>
+        <w:t xml:space="preserve">Message </w:t>
+      </w:r>
+      <w:proofErr w:type="gramStart"/>
+      <w:r>
+        <w:rPr>
+          <w:rFonts w:ascii="Times New Roman" w:eastAsia="Times New Roman" w:hAnsi="Times New Roman" w:cs="Times New Roman"/>
+          <w:color w:val="000000" w:themeColor="text1"/>
+          <w:kern w:val="0"/>
+          <w14:ligatures w14:val="none"/>
+        </w:rPr>
+        <w:t>publishing →</w:t>
+      </w:r>
+      <w:proofErr w:type="gramEnd"/>
+      <w:r>
+        <w:rPr>
+          <w:rFonts w:ascii="Times New Roman" w:eastAsia="Times New Roman" w:hAnsi="Times New Roman" w:cs="Times New Roman"/>
+          <w:color w:val="000000" w:themeColor="text1"/>
+          <w:kern w:val="0"/>
+          <w14:ligatures w14:val="none"/>
+        </w:rPr>
+        <w:t> </w:t>
       </w:r>
       <w:r>
         <w:rPr>
@@ -3939,7 +4244,7 @@
           <w:kern w:val="0"/>
         </w:rPr>
         <w:pict w14:anchorId="1B8CB10F">
-          <v:rect id="_x0000_i1025" alt="" style="width:468pt;height:.05pt;mso-width-percent:0;mso-height-percent:0;mso-width-percent:0;mso-height-percent:0" o:hralign="center" o:hrstd="t" o:hr="t" fillcolor="#a0a0a0" stroked="f"/>
+          <v:rect id="_x0000_i1037" alt="" style="width:468pt;height:.05pt;mso-width-percent:0;mso-height-percent:0;mso-width-percent:0;mso-height-percent:0" o:hralign="center" o:hrstd="t" o:hr="t" fillcolor="#a0a0a0" stroked="f"/>
         </w:pict>
       </w:r>
     </w:p>
@@ -3989,6 +4294,7 @@
           <w:kern w:val="0"/>
           <w14:ligatures w14:val="none"/>
         </w:rPr>
+        <w:lastRenderedPageBreak/>
         <w:t>The CMPS system successfully meets all functional and performance requirements. It reliably processes messages, detects duplicates, and provides a user-friendly interface for monitoring and management.</w:t>
       </w:r>
     </w:p>
@@ -7812,6 +8118,7 @@
   <w:style w:type="paragraph" w:default="1" w:styleId="Normal">
     <w:name w:val="Normal"/>
     <w:qFormat/>
+    <w:rsid w:val="001975EF"/>
   </w:style>
   <w:style w:type="paragraph" w:styleId="Heading1">
     <w:name w:val="heading 1"/>
